--- a/Facilitator-Guide.docx
+++ b/Facilitator-Guide.docx
@@ -86,7 +86,7 @@
         <w:t>Social engineering</w:t>
       </w:r>
       <w:r>
-        <w:t>: messages, calls and links designed to rush or trick people into acting.</w:t>
+        <w:t>: tricking people into handing over access or information, using messages, calls and links designed to rush them.</w:t>
       </w:r>
     </w:p>
     <w:p>
@@ -101,7 +101,7 @@
         <w:t>Incident reporting</w:t>
       </w:r>
       <w:r>
-        <w:t>: knowing what to report, who to tell and how fast.</w:t>
+        <w:t>: knowing what to report, who to tell and how fast. An incident is anything that may have harmed or exposed your accounts, devices or data.</w:t>
       </w:r>
     </w:p>
     <w:p>
@@ -168,7 +168,7 @@
         <w:spacing w:after="60"/>
       </w:pPr>
       <w:r>
-        <w:t>It does not replace your own policies, technical protections or advice from an IT provider.</w:t>
+        <w:t>It is not a complete incident response plan (the written steps for handling a cyber incident), and it does not replace your own policies, technical protections or advice from an IT provider. If you have a live concern now, act on it now. It must not wait until training ends.</w:t>
       </w:r>
     </w:p>
     <w:p>
@@ -215,7 +215,7 @@
         <w:t>Get the game.</w:t>
       </w:r>
       <w:r>
-        <w:t xml:space="preserve"> Download the game files and open index.html from the download in a web browser. Try it yourself on one device first and play the first few minutes.</w:t>
+        <w:t xml:space="preserve"> Either use the online course at https://baptistsec.github.io/the-working-day/ or extract the full download from https://payhip.com/b/1y26E and open index.html in a web browser. Try it yourself on one device first.</w:t>
       </w:r>
     </w:p>
     <w:p>
@@ -245,7 +245,7 @@
         <w:t>Plan support.</w:t>
       </w:r>
       <w:r>
-        <w:t xml:space="preserve"> See section 9 for accessibility and help. Ask in advance if anyone needs adjustments.</w:t>
+        <w:t xml:space="preserve"> See section 10 for accessibility and help. Ask in advance if anyone needs adjustments.</w:t>
       </w:r>
     </w:p>
     <w:p>
@@ -624,6 +624,111 @@
               <w:rPr>
                 <w:b/>
               </w:rPr>
+              <w:t>Urgent or out-of-hours contact</w:t>
+            </w:r>
+          </w:p>
+        </w:tc>
+        <w:tc>
+          <w:tcPr>
+            <w:tcW w:type="dxa" w:w="5896"/>
+          </w:tcPr>
+          <w:p>
+            <w:pPr>
+              <w:spacing w:after="80" w:before="80"/>
+            </w:pPr>
+            <w:r>
+              <w:t>[name and number for evenings, weekends and holidays]</w:t>
+            </w:r>
+          </w:p>
+        </w:tc>
+      </w:tr>
+      <w:tr>
+        <w:trPr>
+          <w:cantSplit/>
+        </w:trPr>
+        <w:tc>
+          <w:tcPr>
+            <w:tcW w:type="dxa" w:w="3515"/>
+            <w:shd w:val="clear" w:fill="E8EEF5"/>
+          </w:tcPr>
+          <w:p>
+            <w:pPr>
+              <w:spacing w:after="80" w:before="80"/>
+            </w:pPr>
+            <w:r>
+              <w:rPr>
+                <w:b/>
+              </w:rPr>
+              <w:t>If email is compromised, another way to reach the contact</w:t>
+            </w:r>
+          </w:p>
+        </w:tc>
+        <w:tc>
+          <w:tcPr>
+            <w:tcW w:type="dxa" w:w="5896"/>
+          </w:tcPr>
+          <w:p>
+            <w:pPr>
+              <w:spacing w:after="80" w:before="80"/>
+            </w:pPr>
+            <w:r>
+              <w:t>[for example phone number or messaging app, not email]</w:t>
+            </w:r>
+          </w:p>
+        </w:tc>
+      </w:tr>
+      <w:tr>
+        <w:trPr>
+          <w:cantSplit/>
+        </w:trPr>
+        <w:tc>
+          <w:tcPr>
+            <w:tcW w:type="dxa" w:w="3515"/>
+            <w:shd w:val="clear" w:fill="E8EEF5"/>
+          </w:tcPr>
+          <w:p>
+            <w:pPr>
+              <w:spacing w:after="80" w:before="80"/>
+            </w:pPr>
+            <w:r>
+              <w:rPr>
+                <w:b/>
+              </w:rPr>
+              <w:t>Where incident records are kept securely</w:t>
+            </w:r>
+          </w:p>
+        </w:tc>
+        <w:tc>
+          <w:tcPr>
+            <w:tcW w:type="dxa" w:w="5896"/>
+          </w:tcPr>
+          <w:p>
+            <w:pPr>
+              <w:spacing w:after="80" w:before="80"/>
+            </w:pPr>
+            <w:r>
+              <w:t>[location with restricted access]</w:t>
+            </w:r>
+          </w:p>
+        </w:tc>
+      </w:tr>
+      <w:tr>
+        <w:trPr>
+          <w:cantSplit/>
+        </w:trPr>
+        <w:tc>
+          <w:tcPr>
+            <w:tcW w:type="dxa" w:w="3515"/>
+            <w:shd w:val="clear" w:fill="E8EEF5"/>
+          </w:tcPr>
+          <w:p>
+            <w:pPr>
+              <w:spacing w:after="80" w:before="80"/>
+            </w:pPr>
+            <w:r>
+              <w:rPr>
+                <w:b/>
+              </w:rPr>
               <w:t>Where this policy is written down</w:t>
             </w:r>
           </w:p>
@@ -961,7 +1066,24 @@
           <w:b w:val="0"/>
           <w:i w:val="0"/>
         </w:rPr>
-        <w:t>There is no need for anyone to replay. Early finishers can stop or help a colleague. If someone finds it hard, offer to play together or give extra time. See section 9.</w:t>
+        <w:t>There is no need for anyone to replay. Early finishers can stop or help a colleague. If someone finds it hard, offer to play together or give extra time. See section 10.</w:t>
+      </w:r>
+    </w:p>
+    <w:p>
+      <w:pPr>
+        <w:pStyle w:val="Heading2"/>
+      </w:pPr>
+      <w:r>
+        <w:t>If you split the session</w:t>
+      </w:r>
+    </w:p>
+    <w:p>
+      <w:r>
+        <w:rPr>
+          <w:b w:val="0"/>
+          <w:i w:val="0"/>
+        </w:rPr>
+        <w:t>Optional saving keeps progress in the same browser on the same device. Do not enable it on a shared device. There is no syncing between devices. If someone changes device or browser, they can use the printable Learning-Transcript.html for assisted discussion instead.</w:t>
       </w:r>
     </w:p>
     <w:p>
@@ -1223,21 +1345,6 @@
         <w:rPr>
           <w:b/>
         </w:rPr>
-        <w:t>Thank the reporter.</w:t>
-      </w:r>
-      <w:r>
-        <w:t xml:space="preserve"> Every time. Even if it turns out to be harmless.</w:t>
-      </w:r>
-    </w:p>
-    <w:p>
-      <w:pPr>
-        <w:pStyle w:val="ListBullet"/>
-        <w:spacing w:after="60"/>
-      </w:pPr>
-      <w:r>
-        <w:rPr>
-          <w:b/>
-        </w:rPr>
         <w:t>Go first.</w:t>
       </w:r>
       <w:r>
@@ -1277,10 +1384,306 @@
     <w:p>
       <w:pPr>
         <w:pStyle w:val="Heading1"/>
+      </w:pPr>
+      <w:r>
+        <w:t>8. Manager incident-intake card</w:t>
+      </w:r>
+    </w:p>
+    <w:p>
+      <w:r>
+        <w:rPr>
+          <w:b w:val="0"/>
+          <w:i w:val="0"/>
+        </w:rPr>
+        <w:t>Use this when someone reports a problem. It is a starting point, not a complete incident response plan. If you have a live concern, act on it now and do not wait for training to finish.</w:t>
+      </w:r>
+    </w:p>
+    <w:tbl>
+      <w:tblPr>
+        <w:tblStyle w:val="TableGrid"/>
+        <w:tblW w:type="auto" w:w="0"/>
+        <w:tblLayout w:type="fixed"/>
+        <w:tblLook w:firstColumn="1" w:firstRow="1" w:lastColumn="0" w:lastRow="0" w:noHBand="0" w:noVBand="1" w:val="04A0"/>
+      </w:tblPr>
+      <w:tblGrid>
+        <w:gridCol w:w="2608"/>
+        <w:gridCol w:w="6803"/>
+      </w:tblGrid>
+      <w:tr>
+        <w:trPr>
+          <w:cantSplit/>
+        </w:trPr>
+        <w:tc>
+          <w:tcPr>
+            <w:tcW w:type="dxa" w:w="2608"/>
+            <w:shd w:val="clear" w:fill="E8EEF5"/>
+          </w:tcPr>
+          <w:p>
+            <w:pPr>
+              <w:spacing w:after="60" w:before="60"/>
+            </w:pPr>
+            <w:r>
+              <w:rPr>
+                <w:b/>
+              </w:rPr>
+              <w:t>1. Thank them</w:t>
+            </w:r>
+          </w:p>
+        </w:tc>
+        <w:tc>
+          <w:tcPr>
+            <w:tcW w:type="dxa" w:w="6803"/>
+          </w:tcPr>
+          <w:p>
+            <w:pPr>
+              <w:spacing w:after="60" w:before="60"/>
+            </w:pPr>
+            <w:r>
+              <w:t>Thank the reporter every time, even if it turns out to be harmless. Do not ask who is to blame.</w:t>
+            </w:r>
+          </w:p>
+        </w:tc>
+      </w:tr>
+      <w:tr>
+        <w:trPr>
+          <w:cantSplit/>
+        </w:trPr>
+        <w:tc>
+          <w:tcPr>
+            <w:tcW w:type="dxa" w:w="2608"/>
+            <w:shd w:val="clear" w:fill="E8EEF5"/>
+          </w:tcPr>
+          <w:p>
+            <w:pPr>
+              <w:spacing w:after="60" w:before="60"/>
+            </w:pPr>
+            <w:r>
+              <w:rPr>
+                <w:b/>
+              </w:rPr>
+              <w:t>2. Get it to the right person</w:t>
+            </w:r>
+          </w:p>
+        </w:tc>
+        <w:tc>
+          <w:tcPr>
+            <w:tcW w:type="dxa" w:w="6803"/>
+          </w:tcPr>
+          <w:p>
+            <w:pPr>
+              <w:spacing w:after="60" w:before="60"/>
+            </w:pPr>
+            <w:r>
+              <w:t>Promptly pass it to the response owner, or the backup, named in your section 4 table. Use the urgent contact out of hours.</w:t>
+            </w:r>
+          </w:p>
+        </w:tc>
+      </w:tr>
+      <w:tr>
+        <w:trPr>
+          <w:cantSplit/>
+        </w:trPr>
+        <w:tc>
+          <w:tcPr>
+            <w:tcW w:type="dxa" w:w="2608"/>
+            <w:shd w:val="clear" w:fill="E8EEF5"/>
+          </w:tcPr>
+          <w:p>
+            <w:pPr>
+              <w:spacing w:after="60" w:before="60"/>
+            </w:pPr>
+            <w:r>
+              <w:rPr>
+                <w:b/>
+              </w:rPr>
+              <w:t>3. Write down the facts</w:t>
+            </w:r>
+          </w:p>
+        </w:tc>
+        <w:tc>
+          <w:tcPr>
+            <w:tcW w:type="dxa" w:w="6803"/>
+          </w:tcPr>
+          <w:p>
+            <w:pPr>
+              <w:spacing w:after="60" w:before="60"/>
+            </w:pPr>
+            <w:r>
+              <w:t>Record what happened, when it was noticed, which device and service, what has been done so far, and what data may be involved. Never write passwords or codes in the record.</w:t>
+            </w:r>
+          </w:p>
+        </w:tc>
+      </w:tr>
+      <w:tr>
+        <w:trPr>
+          <w:cantSplit/>
+        </w:trPr>
+        <w:tc>
+          <w:tcPr>
+            <w:tcW w:type="dxa" w:w="2608"/>
+            <w:shd w:val="clear" w:fill="E8EEF5"/>
+          </w:tcPr>
+          <w:p>
+            <w:pPr>
+              <w:spacing w:after="60" w:before="60"/>
+            </w:pPr>
+            <w:r>
+              <w:rPr>
+                <w:b/>
+              </w:rPr>
+              <w:t>4. Contain it</w:t>
+            </w:r>
+          </w:p>
+        </w:tc>
+        <w:tc>
+          <w:tcPr>
+            <w:tcW w:type="dxa" w:w="6803"/>
+          </w:tcPr>
+          <w:p>
+            <w:pPr>
+              <w:spacing w:after="60" w:before="60"/>
+            </w:pPr>
+            <w:r>
+              <w:t>Containment means stopping the problem spreading. Follow your existing plan. Keep evidence: do not delete, wipe or reset anything unless your plan says to. Limit who is told to people who need to know.</w:t>
+            </w:r>
+          </w:p>
+        </w:tc>
+      </w:tr>
+      <w:tr>
+        <w:trPr>
+          <w:cantSplit/>
+        </w:trPr>
+        <w:tc>
+          <w:tcPr>
+            <w:tcW w:type="dxa" w:w="2608"/>
+            <w:shd w:val="clear" w:fill="E8EEF5"/>
+          </w:tcPr>
+          <w:p>
+            <w:pPr>
+              <w:spacing w:after="60" w:before="60"/>
+            </w:pPr>
+            <w:r>
+              <w:rPr>
+                <w:b/>
+              </w:rPr>
+              <w:t>5. Own it</w:t>
+            </w:r>
+          </w:p>
+        </w:tc>
+        <w:tc>
+          <w:tcPr>
+            <w:tcW w:type="dxa" w:w="6803"/>
+          </w:tcPr>
+          <w:p>
+            <w:pPr>
+              <w:spacing w:after="60" w:before="60"/>
+            </w:pPr>
+            <w:r>
+              <w:t>Name one person as owner and agree when the next update will be.</w:t>
+            </w:r>
+          </w:p>
+        </w:tc>
+      </w:tr>
+      <w:tr>
+        <w:trPr>
+          <w:cantSplit/>
+        </w:trPr>
+        <w:tc>
+          <w:tcPr>
+            <w:tcW w:type="dxa" w:w="2608"/>
+            <w:shd w:val="clear" w:fill="E8EEF5"/>
+          </w:tcPr>
+          <w:p>
+            <w:pPr>
+              <w:spacing w:after="60" w:before="60"/>
+            </w:pPr>
+            <w:r>
+              <w:rPr>
+                <w:b/>
+              </w:rPr>
+              <w:t>6. External and legal notices</w:t>
+            </w:r>
+          </w:p>
+        </w:tc>
+        <w:tc>
+          <w:tcPr>
+            <w:tcW w:type="dxa" w:w="6803"/>
+          </w:tcPr>
+          <w:p>
+            <w:pPr>
+              <w:spacing w:after="60" w:before="60"/>
+            </w:pPr>
+            <w:r>
+              <w:t>The authorised team decides whether anyone outside must be told (for example the ICO, customers, insurer or police). Managers should not decide this alone.</w:t>
+            </w:r>
+          </w:p>
+        </w:tc>
+      </w:tr>
+    </w:tbl>
+    <w:p>
+      <w:pPr>
+        <w:spacing w:after="40"/>
+      </w:pPr>
+    </w:p>
+    <w:p>
+      <w:pPr>
+        <w:pStyle w:val="Heading2"/>
+      </w:pPr>
+      <w:r>
+        <w:t>Practise once before rollout: dummy-report rehearsal</w:t>
+      </w:r>
+    </w:p>
+    <w:p>
+      <w:r>
+        <w:rPr>
+          <w:b w:val="0"/>
+          <w:i w:val="0"/>
+        </w:rPr>
+        <w:t>Before rollout, agree this with your response owner. Use a clearly fictional scenario and a practice-only report through your internal reporting route. Label it as a rehearsal, not just "THIS IS A TEST", and agree who is involved and when it happens. Use no real data, and take no external notice, customer or bank action. Check that the owner can be reached, can follow this card, knows where the record goes, and can say when the next update will come. Fix any gaps you find.</w:t>
+      </w:r>
+    </w:p>
+    <w:p>
+      <w:pPr>
+        <w:pStyle w:val="Heading2"/>
+      </w:pPr>
+      <w:r>
+        <w:t>Legal detail, if personal data may be involved</w:t>
+      </w:r>
+    </w:p>
+    <w:tbl>
+      <w:tblPr>
+        <w:tblStyle w:val="TableGrid"/>
+        <w:tblW w:type="auto" w:w="0"/>
+        <w:tblLook w:firstColumn="1" w:firstRow="1" w:lastColumn="0" w:lastRow="0" w:noHBand="0" w:noVBand="1" w:val="04A0"/>
+      </w:tblPr>
+      <w:tblGrid>
+        <w:gridCol w:w="9412"/>
+      </w:tblGrid>
+      <w:tr>
+        <w:tc>
+          <w:tcPr>
+            <w:tcW w:type="dxa" w:w="9412"/>
+            <w:shd w:val="clear" w:fill="F3F6FA"/>
+          </w:tcPr>
+          <w:p>
+            <w:r/>
+            <w:r>
+              <w:rPr>
+                <w:sz w:val="19"/>
+              </w:rPr>
+              <w:t>Personal data means information about an identifiable person. Under UK GDPR (the UK data protection law), the organisation must notify the ICO (the UK data protection regulator) of a personal data breach without undue delay and, where feasible, within 72 hours of becoming aware of it. The exception is where the breach is unlikely to result in a risk to people's rights and freedoms. If there is a high risk to those people, they must also be told without undue delay. Keep a record of every breach, even ones you do not report. The ICO advice line is 0303 123 1113. Sources checked 6 October 2026: the ICO guide "Personal data breaches: a guide" (ico.org.uk/for-organisations/report-a-breach/personal-data-breach/personal-data-breaches-a-guide/) and the ICO small-organisation "72 hours" page, which is under review after the Data (Use and Access) Act, so check current ICO pages. The NCSC Small Business Guide (reviewed 2020) is general preparation advice, not current legal wording. This is general information, not legal advice.</w:t>
+            </w:r>
+          </w:p>
+        </w:tc>
+      </w:tr>
+    </w:tbl>
+    <w:p>
+      <w:pPr>
+        <w:pStyle w:val="Heading1"/>
         <w:pageBreakBefore/>
       </w:pPr>
       <w:r>
-        <w:t>8. Privacy and the completion record</w:t>
+        <w:t>9. Privacy and the completion record</w:t>
       </w:r>
     </w:p>
     <w:p>
@@ -1331,7 +1734,7 @@
         <w:t>Optional local saving.</w:t>
       </w:r>
       <w:r>
-        <w:t xml:space="preserve"> If the browser allows it, the game can store progress on that device using localStorage: the routes taken through tasks, checks, and the assessment result and date. It stays in that browser, is not shared with you, and may be lost if browser data is cleared, in private browsing, or on another device.</w:t>
+        <w:t xml:space="preserve"> If the browser allows it, the game can store progress on that device in the browser's local storage (localStorage): the routes taken through tasks, checks, and the assessment result and date. It stays in that browser, is not shared with you, and may be lost if browser data is cleared, in private browsing, or on another device.</w:t>
       </w:r>
     </w:p>
     <w:p>
@@ -1401,7 +1804,7 @@
         <w:pStyle w:val="Heading1"/>
       </w:pPr>
       <w:r>
-        <w:t>9. Rollout and support</w:t>
+        <w:t>10. Rollout and support</w:t>
       </w:r>
     </w:p>
     <w:p>

--- a/Facilitator-Guide.docx
+++ b/Facilitator-Guide.docx
@@ -1734,7 +1734,7 @@
         <w:t>Optional local saving.</w:t>
       </w:r>
       <w:r>
-        <w:t xml:space="preserve"> If the browser allows it, the game can store progress on that device in the browser's local storage (localStorage): the routes taken through tasks, checks, and the assessment result and date. It stays in that browser, is not shared with you, and may be lost if browser data is cleared, in private browsing, or on another device.</w:t>
+        <w:t xml:space="preserve"> If the browser allows it, the game can store progress on that device in the browser's local storage (localStorage): the routes taken through tasks, checks, in-progress assessment answers and current question, and the assessment result and date. It stays in that browser, is not shared with you, and may be lost if browser data is cleared, in private browsing, or on another device.</w:t>
       </w:r>
     </w:p>
     <w:p>

--- a/Facilitator-Guide.docx
+++ b/Facilitator-Guide.docx
@@ -1731,10 +1731,14 @@
         <w:rPr>
           <w:b/>
         </w:rPr>
-        <w:t>Optional local saving.</w:t>
+        <w:t xml:space="preserve">Optional local saving. </w:t>
       </w:r>
+      <w:r/>
       <w:r>
-        <w:t xml:space="preserve"> If the browser allows it, the game can store progress on that device in the browser's local storage (localStorage): the routes taken through tasks, checks, in-progress assessment answers and current question, and the assessment result and date. It stays in that browser, is not shared with you, and may be lost if browser data is cleared, in private browsing, or on another device.</w:t>
+        <w:rPr>
+          <w:b w:val="0"/>
+        </w:rPr>
+        <w:t>If enabled and available, browser storage on that device keeps task routes, inspected details, setup/module checks, unfinished assessment answers/current question, and result/date. It is not shared with you. Clearing browser data, private browsing or changing device can lose progress.</w:t>
       </w:r>
     </w:p>
     <w:p>
